--- a/pr-preview/pr-166/index.docx
+++ b/pr-preview/pr-166/index.docx
@@ -15,7 +15,7 @@
         <w:pStyle w:val="Date"/>
       </w:pPr>
       <w:r>
-        <w:t xml:space="preserve">Last modified: 2026-10-14 13:52:49 (PDT)</w:t>
+        <w:t xml:space="preserve">Last modified: 2026-10-15 02:42:06 (PDT)</w:t>
       </w:r>
     </w:p>
     <w:p>
@@ -26,7 +26,7 @@
         <w:t xml:space="preserve">These notes collect the statistics that data science courses assume.</w:t>
       </w:r>
     </w:p>
-    <w:bookmarkStart w:id="26" w:name="topics"/>
+    <w:bookmarkStart w:id="27" w:name="topics"/>
     <w:p>
       <w:pPr>
         <w:pStyle w:val="Heading2"/>
@@ -267,7 +267,33 @@
         <w:t xml:space="preserve"> </w:t>
       </w:r>
       <w:r>
-        <w:t xml:space="preserve">with worked examples.</w:t>
+        <w:t xml:space="preserve">with worked examples;</w:t>
+      </w:r>
+    </w:p>
+    <w:p>
+      <w:pPr>
+        <w:pStyle w:val="Compact"/>
+        <w:numPr>
+          <w:ilvl w:val="0"/>
+          <w:numId w:val="1002"/>
+        </w:numPr>
+      </w:pPr>
+      <w:hyperlink r:id="rId15">
+        <w:r>
+          <w:rPr>
+            <w:rStyle w:val="Hyperlink"/>
+          </w:rPr>
+          <w:t xml:space="preserve">Properties of estimators</w:t>
+        </w:r>
+      </w:hyperlink>
+      <w:r>
+        <w:t xml:space="preserve">:</w:t>
+      </w:r>
+      <w:r>
+        <w:t xml:space="preserve"> </w:t>
+      </w:r>
+      <w:r>
+        <w:t xml:space="preserve">consistency, relative efficiency, and the Cramér–Rao lower bound.</w:t>
       </w:r>
     </w:p>
     <w:p>
@@ -286,7 +312,7 @@
           <w:numId w:val="1003"/>
         </w:numPr>
       </w:pPr>
-      <w:hyperlink r:id="rId15">
+      <w:hyperlink r:id="rId16">
         <w:r>
           <w:rPr>
             <w:rStyle w:val="Hyperlink"/>
@@ -312,7 +338,7 @@
           <w:numId w:val="1003"/>
         </w:numPr>
       </w:pPr>
-      <w:hyperlink r:id="rId16">
+      <w:hyperlink r:id="rId17">
         <w:r>
           <w:rPr>
             <w:rStyle w:val="Hyperlink"/>
@@ -338,7 +364,7 @@
           <w:numId w:val="1003"/>
         </w:numPr>
       </w:pPr>
-      <w:hyperlink r:id="rId17">
+      <w:hyperlink r:id="rId18">
         <w:r>
           <w:rPr>
             <w:rStyle w:val="Hyperlink"/>
@@ -358,7 +384,7 @@
           <w:numId w:val="1003"/>
         </w:numPr>
       </w:pPr>
-      <w:hyperlink r:id="rId18">
+      <w:hyperlink r:id="rId19">
         <w:r>
           <w:rPr>
             <w:rStyle w:val="Hyperlink"/>
@@ -378,7 +404,7 @@
           <w:numId w:val="1003"/>
         </w:numPr>
       </w:pPr>
-      <w:hyperlink r:id="rId19">
+      <w:hyperlink r:id="rId20">
         <w:r>
           <w:rPr>
             <w:rStyle w:val="Hyperlink"/>
@@ -410,7 +436,7 @@
           <w:numId w:val="1003"/>
         </w:numPr>
       </w:pPr>
-      <w:hyperlink r:id="rId20">
+      <w:hyperlink r:id="rId21">
         <w:r>
           <w:rPr>
             <w:rStyle w:val="Hyperlink"/>
@@ -448,7 +474,7 @@
           <w:numId w:val="1003"/>
         </w:numPr>
       </w:pPr>
-      <w:hyperlink r:id="rId21">
+      <w:hyperlink r:id="rId22">
         <w:r>
           <w:rPr>
             <w:rStyle w:val="Hyperlink"/>
@@ -491,7 +517,7 @@
           <w:numId w:val="1003"/>
         </w:numPr>
       </w:pPr>
-      <w:hyperlink r:id="rId22">
+      <w:hyperlink r:id="rId23">
         <w:r>
           <w:rPr>
             <w:rStyle w:val="Hyperlink"/>
@@ -531,7 +557,7 @@
           <w:numId w:val="1004"/>
         </w:numPr>
       </w:pPr>
-      <w:hyperlink r:id="rId23">
+      <w:hyperlink r:id="rId24">
         <w:r>
           <w:rPr>
             <w:rStyle w:val="Hyperlink"/>
@@ -557,7 +583,7 @@
           <w:numId w:val="1004"/>
         </w:numPr>
       </w:pPr>
-      <w:hyperlink r:id="rId24">
+      <w:hyperlink r:id="rId25">
         <w:r>
           <w:rPr>
             <w:rStyle w:val="Hyperlink"/>
@@ -589,7 +615,7 @@
           <w:numId w:val="1004"/>
         </w:numPr>
       </w:pPr>
-      <w:hyperlink r:id="rId25">
+      <w:hyperlink r:id="rId26">
         <w:r>
           <w:rPr>
             <w:rStyle w:val="Hyperlink"/>
@@ -613,8 +639,8 @@
         <w:t xml:space="preserve">and Bayesian model averaging.</w:t>
       </w:r>
     </w:p>
-    <w:bookmarkEnd w:id="26"/>
-    <w:bookmarkStart w:id="32" w:name="comparable-courses"/>
+    <w:bookmarkEnd w:id="27"/>
+    <w:bookmarkStart w:id="33" w:name="comparable-courses"/>
     <w:p>
       <w:pPr>
         <w:pStyle w:val="Heading2"/>
@@ -658,7 +684,7 @@
       <w:r>
         <w:t xml:space="preserve"> </w:t>
       </w:r>
-      <w:hyperlink r:id="rId27">
+      <w:hyperlink r:id="rId28">
         <w:r>
           <w:rPr>
             <w:rStyle w:val="Hyperlink"/>
@@ -715,7 +741,7 @@
       <w:r>
         <w:t xml:space="preserve"> </w:t>
       </w:r>
-      <w:hyperlink r:id="rId28">
+      <w:hyperlink r:id="rId29">
         <w:r>
           <w:rPr>
             <w:rStyle w:val="Hyperlink"/>
@@ -734,7 +760,7 @@
       <w:r>
         <w:t xml:space="preserve"> </w:t>
       </w:r>
-      <w:hyperlink r:id="rId29">
+      <w:hyperlink r:id="rId30">
         <w:r>
           <w:rPr>
             <w:rStyle w:val="Hyperlink"/>
@@ -773,7 +799,7 @@
       <w:r>
         <w:t xml:space="preserve"> </w:t>
       </w:r>
-      <w:hyperlink r:id="rId30">
+      <w:hyperlink r:id="rId31">
         <w:r>
           <w:rPr>
             <w:rStyle w:val="Hyperlink"/>
@@ -811,7 +837,7 @@
       <w:r>
         <w:t xml:space="preserve"> </w:t>
       </w:r>
-      <w:hyperlink r:id="rId31">
+      <w:hyperlink r:id="rId32">
         <w:r>
           <w:rPr>
             <w:rStyle w:val="Hyperlink"/>
@@ -828,8 +854,8 @@
         <w:t xml:space="preserve">(Jonathan Taylor): contingency tables, logistic regression and generalized linear models.</w:t>
       </w:r>
     </w:p>
-    <w:bookmarkEnd w:id="32"/>
-    <w:bookmarkStart w:id="36" w:name="origin"/>
+    <w:bookmarkEnd w:id="33"/>
+    <w:bookmarkStart w:id="37" w:name="origin"/>
     <w:p>
       <w:pPr>
         <w:pStyle w:val="Heading2"/>
@@ -848,7 +874,7 @@
       <w:r>
         <w:t xml:space="preserve"> </w:t>
       </w:r>
-      <w:hyperlink r:id="rId33">
+      <w:hyperlink r:id="rId34">
         <w:r>
           <w:rPr>
             <w:rStyle w:val="Hyperlink"/>
@@ -1253,7 +1279,7 @@
       <w:r>
         <w:t xml:space="preserve"> </w:t>
       </w:r>
-      <w:hyperlink r:id="rId34">
+      <w:hyperlink r:id="rId35">
         <w:r>
           <w:rPr>
             <w:rStyle w:val="Hyperlink"/>
@@ -1270,7 +1296,7 @@
       <w:r>
         <w:t xml:space="preserve"> </w:t>
       </w:r>
-      <w:hyperlink r:id="rId35">
+      <w:hyperlink r:id="rId36">
         <w:r>
           <w:rPr>
             <w:rStyle w:val="Hyperlink"/>
@@ -1291,8 +1317,8 @@
         <w:t xml:space="preserve">which are the canonical home for the probability and mathematics appendices of rme.</w:t>
       </w:r>
     </w:p>
-    <w:bookmarkEnd w:id="36"/>
-    <w:bookmarkStart w:id="37" w:name="using-these-notes-in-another-site"/>
+    <w:bookmarkEnd w:id="37"/>
+    <w:bookmarkStart w:id="38" w:name="using-these-notes-in-another-site"/>
     <w:p>
       <w:pPr>
         <w:pStyle w:val="Heading2"/>
@@ -1443,7 +1469,7 @@
         <w:t xml:space="preserve">.</w:t>
       </w:r>
     </w:p>
-    <w:bookmarkEnd w:id="37"/>
+    <w:bookmarkEnd w:id="38"/>
     <w:sectPr>
       <w:footnotePr>
         <w:numRestart w:val="eachSect"/>
